--- a/ynu-thesis-formatting/workspace/regression/format_regression_output.docx
+++ b/ynu-thesis-formatting/workspace/regression/format_regression_output.docx
@@ -457,7 +457,43 @@
           <w:sz w:val="24"/>
           <w:szCs w:val="24"/>
         </w:rPr>
-        <w:t xml:space="preserve">面向知识图谱构建的长标题文献条目，用于检查悬挂缩进而不是首行缩进。</w:t>
+        <w:t xml:space="preserve">基于深度学习的图像识别方法研究</w:t>
+      </w:r>
+      <w:r>
+        <w:rPr>
+          <w:rFonts w:ascii="Times New Roman" w:cs="Times New Roman" w:eastAsia="Times New Roman" w:hAnsi="Times New Roman"/>
+          <w:b w:val="false"/>
+          <w:bCs w:val="false"/>
+          <w:i w:val="false"/>
+          <w:iCs w:val="false"/>
+          <w:sz w:val="24"/>
+          <w:szCs w:val="24"/>
+        </w:rPr>
+        <w:t xml:space="preserve">[J]. </w:t>
+      </w:r>
+      <w:r>
+        <w:rPr>
+          <w:rFonts w:ascii="宋体" w:cs="宋体" w:eastAsia="宋体" w:hAnsi="宋体"/>
+          <w:b w:val="false"/>
+          <w:bCs w:val="false"/>
+          <w:i w:val="false"/>
+          <w:iCs w:val="false"/>
+          <w:sz w:val="24"/>
+          <w:szCs w:val="24"/>
+        </w:rPr>
+        <w:t xml:space="preserve">计算机学报</w:t>
+      </w:r>
+      <w:r>
+        <w:rPr>
+          <w:rFonts w:ascii="Times New Roman" w:cs="Times New Roman" w:eastAsia="Times New Roman" w:hAnsi="Times New Roman"/>
+          <w:b w:val="false"/>
+          <w:bCs w:val="false"/>
+          <w:i w:val="false"/>
+          <w:iCs w:val="false"/>
+          <w:sz w:val="24"/>
+          <w:szCs w:val="24"/>
+        </w:rPr>
+        <w:t xml:space="preserve">, 2023, 46(3): 500-520.</w:t>
       </w:r>
     </w:p>
     <w:p>
